--- a/downloads/teacher/05 Materials/Unit 06/Slides/Slides 06.10 - Global Foods One Dish Three Cultures.docx
+++ b/downloads/teacher/05 Materials/Unit 06/Slides/Slides 06.10 - Global Foods One Dish Three Cultures.docx
@@ -18,15 +18,6 @@
       </w:pPr>
       <w:r>
         <w:t xml:space="preserve">Slide outline for Lesson 6.10. Twenty slides across two days: Day 1 slides 1 to 11, Day 2 slides 12 to 20. Slide 2 is read out loud and never skipped.</w:t>
-      </w:r>
-      <w:r>
-        <w:t xml:space="preserve"> </w:t>
-      </w:r>
-      <w:r>
-        <w:rPr>
-          <w:rStyle w:val="TeacherNote"/>
-        </w:rPr>
-        <w:t xml:space="preserve">[Sal: every dish photo should be a real dish, not a stylized one, and every photo needs the dish name and the region under it so students see both together.]</w:t>
       </w:r>
     </w:p>
     <w:p>
